--- a/DT/U3T2_TransControl_DT_V2.docx
+++ b/DT/U3T2_TransControl_DT_V2.docx
@@ -489,6 +489,16 @@
               </w:rPr>
               <w:t>• REQ004 – Gestionar Transportistas</w:t>
             </w:r>
+          </w:p>
+          <w:p>
+            <w:pPr>
+              <w:rPr>
+                <w:rFonts w:asciiTheme="minorHAnsi" w:eastAsiaTheme="minorHAnsi" w:hAnsiTheme="minorHAnsi" w:cstheme="minorBidi"/>
+                <w:sz w:val="22"/>
+                <w:szCs w:val="22"/>
+                <w:lang w:eastAsia="en-US"/>
+              </w:rPr>
+            </w:pPr>
           </w:p>
         </w:tc>
       </w:tr>
